--- a/Templates/промежуточные_особые/принятие после БД.docx
+++ b/Templates/промежуточные_особые/принятие после БД.docx
@@ -404,7 +404,7 @@
     <w:p>
       <w:pPr>
         <w:tabs>
-          <w:tab w:val="left" w:pos="6300"/>
+          <w:tab w:pos="9354" w:val="right"/>
         </w:tabs>
         <w:rPr>
           <w:sz w:val="22"/>
@@ -426,28 +426,26 @@
           <w:sz w:val="22"/>
           <w:szCs w:val="22"/>
         </w:rPr>
-        <w:t xml:space="preserve">                                                                            </w:t>
+        <w:tab/>
       </w:r>
       <w:r>
         <w:rPr>
           <w:sz w:val="22"/>
           <w:szCs w:val="22"/>
         </w:rPr>
-        <w:t xml:space="preserve">                                   </w:t>
       </w:r>
       <w:r>
         <w:rPr>
           <w:sz w:val="22"/>
           <w:szCs w:val="22"/>
         </w:rPr>
-        <w:t xml:space="preserve">    </w:t>
       </w:r>
       <w:r>
         <w:rPr>
           <w:sz w:val="22"/>
           <w:szCs w:val="22"/>
         </w:rPr>
-        <w:t xml:space="preserve">  Дело № </w:t>
+        <w:t xml:space="preserve">Дело № </w:t>
       </w:r>
       <w:r>
         <w:rPr>
@@ -495,7 +493,7 @@
           <w:sz w:val="22"/>
           <w:szCs w:val="22"/>
         </w:rPr>
-        <w:t xml:space="preserve">Арбитражный суд Ростовской области  в составе судьи Пановой К.О., </w:t>
+        <w:t xml:space="preserve">Арбитражный суд Ростовской области  в составе судьи [415], </w:t>
       </w:r>
     </w:p>
     <w:p>
@@ -1072,7 +1070,7 @@
           <w:sz w:val="22"/>
           <w:szCs w:val="22"/>
         </w:rPr>
-        <w:t xml:space="preserve">руб. </w:t>
+        <w:t xml:space="preserve"> руб. </w:t>
       </w:r>
     </w:p>
     <w:p>
@@ -1537,6 +1535,9 @@
     </w:p>
     <w:p>
       <w:pPr>
+        <w:tabs>
+          <w:tab w:pos="9354" w:val="right"/>
+        </w:tabs>
         <w:rPr>
           <w:sz w:val="22"/>
           <w:szCs w:val="22"/>
@@ -1548,7 +1549,8 @@
           <w:sz w:val="22"/>
           <w:szCs w:val="22"/>
         </w:rPr>
-        <w:t xml:space="preserve">Судья                                                                                                                            </w:t>
+        <w:t>Судья</w:t>
+        <w:tab/>
       </w:r>
       <w:r>
         <w:rPr>
